--- a/example_articles/states/North Carolina/1.states_North Carolina_New_York_Times.docx
+++ b/example_articles/states/North Carolina/1.states_North Carolina_New_York_Times.docx
@@ -29,17 +29,17 @@
     </w:p>
     <w:p>
       <w:r>
-        <w:t>Source File: NYT/35.DOCX</w:t>
+        <w:t>Source file: NYT/35.DOCX</w:t>
       </w:r>
     </w:p>
     <w:p>
       <w:r>
-        <w:t>Raw locations result: ['England', 'London', 'North Carolina']</w:t>
+        <w:t>Raw locations result, 'locations': ['England', 'London', 'North Carolina']</w:t>
       </w:r>
     </w:p>
     <w:p>
       <w:r>
-        <w:t>states_stand_flat (Standardized): North Carolina</w:t>
+        <w:t>Standardized locations result, 'states_stand_flat': North Carolina</w:t>
       </w:r>
     </w:p>
     <w:p>

--- a/example_articles/states/North Carolina/1.states_North Carolina_New_York_Times.docx
+++ b/example_articles/states/North Carolina/1.states_North Carolina_New_York_Times.docx
@@ -7,9 +7,7 @@
         <w:pStyle w:val="Heading1"/>
       </w:pPr>
       <w:r>
-        <w:t>NEIGHBORHOOD REPORT: GREENPOINT/WILLIAMSBURG;</w:t>
-        <w:br/>
-        <w:t>Despite Protests, the Ship's Mast Comes Down</w:t>
+        <w:t>Unseating Helms: Rival Charts His Uphill Climb</w:t>
       </w:r>
     </w:p>
     <w:p>
@@ -19,22 +17,22 @@
     </w:p>
     <w:p>
       <w:r>
-        <w:t>Date: 1993-09-19</w:t>
+        <w:t>Date: 1990-07-16</w:t>
       </w:r>
     </w:p>
     <w:p>
       <w:r>
-        <w:t>Section: Section 13;; Section 13; Page 10; Column 4; The City Weekly Desk; Column 4;</w:t>
+        <w:t>Section: Section A; Page 1, Column 2; National Desk</w:t>
       </w:r>
     </w:p>
     <w:p>
       <w:r>
-        <w:t>Source file: NYT/35.DOCX</w:t>
+        <w:t>Source file: NYT/52.DOCX</w:t>
       </w:r>
     </w:p>
     <w:p>
       <w:r>
-        <w:t>Raw locations result, 'locations': ['England', 'London', 'North Carolina']</w:t>
+        <w:t>Raw locations result, 'locations': ['North Carolina']</w:t>
       </w:r>
     </w:p>
     <w:p>
@@ -51,29 +49,83 @@
     </w:p>
     <w:p>
       <w:r>
-        <w:t>The Ship's Mast Pub in Williamsburg closed last Tuesday, victim of a four-year landlord-tenant dispute that involved spurned love and, some people say, a resistance to neighborhood change.</w:t>
+        <w:t>Harvey Gantt is telling the Harvey Gantt story, spinning it into a rich tapestry of the American Dream.</w:t>
         <w:br/>
-        <w:t>In its 13 years under the ownership of John Gallagher, the pub had become a popular hangout for the growing local artists' community, a place where people gathered for discourse, poetry readings on Thursdays and live music on weekends.</w:t>
+        <w:t>It begins with his parents, striving in a segregated South, always believing in the promise of America. It ends with their son, the first black student at Clemson University, the first black Mayor of Charlotte, now center stage in an an epic political battle: a race against Jesse Helms for the United States Senate.</w:t>
         <w:br/>
-        <w:t>Their affection for the bar, at 107 N. Fifth Street, was so great that nine people, including Mr. Gallagher, were arrested on Tuesday when they tried to block a city marshal from enforcing the eviction order. They were charged with obstructing governmental administration.</w:t>
+        <w:t>Mr. Gantt is preaching to the choir on this night in Greensboro, to a warmly supportive convention of black members of the United Church of Christ. But his message is one he has taken throughout this state and beyond: Mr. Helms can be beaten, North Carolina is ready to move beyond him, and Mr. Gantt, this proud product of the New South, is the man who can do it.</w:t>
         <w:br/>
-        <w:t>About 20 other people stood by, holding banners that read "Illegal Eviction in Progress," "This Building Is Being Warehoused in an Attempt to Shut Down the Ship's Mast and to Spite the Williamsburg Renaissance" and "Help! Sick Landlady."</w:t>
+        <w:t>''We want people to get excited about this election,'' Mr. Gantt said. ''We want them to be driven crazy by the notion that they can make a difference. We want a crusade.'' Close Race With Incumbent Almost no other Senate race against an incumbent is as close in the public opinion polls the battle between Mr. Helms and Mr. Gantt. But the Helms mystique of invincibility is powerful in North Carolina; many Democrats have yet to recover from the 1984 Helms race, when former Gov. Jim Hunt, who seemed so formidable a challenger, went down to bitter defeat.</w:t>
         <w:br/>
-        <w:t>"This is strictly vindictiveness on the part of the landlady," said Nora Gallagher, the bar owner's wife. "The landlady is my husband's ex-girlfriend. As soon as they broke up, about four years ago, she evicted him from his apartment above the bar, and then she went after the bar."</w:t>
+        <w:t>As a result, many Democrats look on the current polls as promising, but see a difficult, point-by-point struggle ahead. Mr. Gantt is trying to make people believe that this time the Democrats can prevail.</w:t>
         <w:br/>
-        <w:t>The bar's lease expired in 1987, and Mr. Gallagher rented the space on a month-to-month basis for the next several years, said Thomas Urgo, the lawyer representing Theresa Grzanka, the landlord.</w:t>
+        <w:t>So begins another struggle for the soul of North Carolina, rich with characters and plot lines and passions that transcend the bounds of most campaigns. ''Elections with Jesse Helms always have a larger-than-life quality to them,'' said a Democratic strategist, and no novelist could have chosen a more intriguing rival than Mr. Gantt, a 47-year-old architect whose career has been a symbol of change in the modern South.</w:t>
         <w:br/>
-        <w:t>In 1990, Ms. Grzanka's mother, Anna, who was then the landlord, went to court to evict Mr. Gallagher, saying that there was a problem with noise and that he refused to pay a rent increase, Mr. Urgo said. Last year Mr. Gallagher agreed to pay $600 a month (instead of the previous $200) and to vacate the property in July. But near the end of the month, Mr. Gallagher filed court papers protesting the agreement.</w:t>
+        <w:t>This will indeed be a crusade, many North Carolinians say, and not just between Democrats and Republicans. It has a national audience, swelled by artists outraged over Mr. Helms' campaign against the National Endowment for the Arts, by lesbians and gay men outraged over his repeated attacks on their causes, and by an army of conservatives cheering Mr. Helms on.</w:t>
         <w:br/>
-        <w:t>Mr. Gallagher says the landlord destroyed the original lease, which would have extended his tenancy until 1997. He also says that he was denied a fair hearing and that a crucial witness had ignored a subpoena, claiming illness.</w:t>
+        <w:t xml:space="preserve"> </w:t>
         <w:br/>
-        <w:t>Some residents say the closing of the bar is emblematic of tensions between the artists in the neighborhood, where a variety of art, music and performance spaces have opened in the last few years, and the old guard, which consists of older Polish, Hispanic and Italian immigrants. At the same time, some artists say they are being pressured, through higher rents, to move out in an effort to exploit new interest in this old working-class waterfront community.</w:t>
+        <w:t>Battling for the Middle</w:t>
         <w:br/>
-        <w:t>"The closing of the Ship's Mast is a tragedy," said Ebon Fisher, 34, a media artist who lives a few blocks from the bar. "The importance of the pub was as a place where people could gather and weave culture."</w:t>
+        <w:t>Mr. Gantt's challenge begins with a simple equation. Democrats and Republicans alike say that 40 percent to 45 percent of North Carolina's voters are adamantly opposed to Mr. Helms, with about the same fervently behind him. The battle is for the white working-class and middle-class voters in the middle.</w:t>
         <w:br/>
-        <w:t>Across the street from the bar, 80-year-old Charles Garbacki sat on the stoop of an apartment building.  "That place has been there forever," said Mr. Garbacki, who has lived in the neighborhood for about 60 years. "But everything's changing around here.</w:t>
+        <w:t>As a result, Democrats want to cast the race as a simple choice: an arch-conservative who is consumed with fringe causes and out of touch with the needs of the state versus a progressive workhorse devoted to education, health care, the bread-and-butter concerns of working families.</w:t>
         <w:br/>
-        <w:t>"In the last 10 years, the hippies have moved in. You know, guitar players singing that real hippie music. I don't care for it too much, but they played it at the bar."   L. H.</w:t>
+        <w:t>''That's where my message is: working families need a better break,'' Mr. Gantt said.</w:t>
+        <w:br/>
+        <w:t>Republicans want a very different race, casting it as a struggle between a tax-and-spend liberal and a principled conservative who is a trusted incumbent committed to cutting Government spending and protecting basic values.</w:t>
+        <w:br/>
+        <w:t xml:space="preserve"> </w:t>
+        <w:br/>
+        <w:t>'Centerpiece Social Issue'</w:t>
+        <w:br/>
+        <w:t>The issue of arts financing will probably be the ''centerpiece social issue'' of the campaign, said Charles Black, an adviser to the Helms organization.</w:t>
+        <w:br/>
+        <w:t>For all the furor outside North Carolina, Republicans say that most voters here will side with Mr. Helms in his campaign against the National Endowment for the Arts for supporting works that Mr. Helms considers obscene. Some Democrats agree that the arts issue is problematic for their cause.</w:t>
+        <w:br/>
+        <w:t>''It's not boobism,'' said Gary Pearce, who ran Mr. Hunt's 1984 campaign. ''When people see all the needs in this country, the S.&amp; L.'s, the deficit, all the problems, and you say, 'Do you want $2 million of your tax dollars to go for this?' people say, 'That's ridiculous.' ''</w:t>
+        <w:br/>
+        <w:t>The disgust was palpable on a local talk radio show this week, when a caller railed against an artist ''who covers her nude body with chocolate.'' The caller concluded, ''I'm all for Jesse Helms.'' The caller was referring to Karen Finley, an artist who was recently denied an endowment grant.</w:t>
+        <w:br/>
+        <w:t>Mr. Gantt defends the endowment and opposes the restrictions on it pushed by Mr. Helms, although he adds he would''protect minors from these types of things.'' But he argues that the campaign should be about issues more important to North Carolinians.</w:t>
+        <w:br/>
+        <w:t xml:space="preserve"> </w:t>
+        <w:br/>
+        <w:t>'Hot Button Issues'</w:t>
+        <w:br/>
+        <w:t>''I expect a lot of his issues will be what we call the hot button issues,'' Mr. Gantt said. ''We'll be saying, No, the thing we really ought to be concerned about in America is where we're going to be as a nation as we compete in this new kind of world.''</w:t>
+        <w:br/>
+        <w:t>But some Democrats are wary, saying Mr. Helms is a genius at defining himself by defining his enemies. ''If you let Helms frame the race as whether you're for decent, God-fearing people, or are you for gays, radical feminists and arts people, then Helms will win,'' Mr. Pearce said.</w:t>
+        <w:br/>
+        <w:t>This poses a strategic challenge for Mr. Gantt, who needs the financial backing of groups who want to defeat Mr. Helms, but could pay a political price for their support. One fund-raising letter for the Helms organzation has already declared that Mr. Gantt is ''backed by the powerful homosexual political lobby.''</w:t>
+        <w:br/>
+        <w:t>Mr. Gantt shrugs it off. ''To the extent that those people are interested in defending themselves against the kinds of issues that Mr. Helms has been beating them up on, and want to contribute to our campaign, that's fine,'' he said. His supporters note that Mr. Helms draws heavily on campaign money from out of state.</w:t>
+        <w:br/>
+        <w:t xml:space="preserve"> </w:t>
+        <w:br/>
+        <w:t>Gantt Leads in Poll</w:t>
+        <w:br/>
+        <w:t>An opinion poll for The Charlotte Observer, conducted from June 6 to June 11, right after Mr. Gantt won the Democratic nomination in a primary runoff, showed Mr. Gantt with the support of 44 percent, Mr. Helms with 40 percent and 16 percent undecided. It showed Mr. Helms backed by 50 percent of the whites, as against 35 percent for Mr. Gantt. But many pre-election surveys in other states have found whites reluctant to tell an unknown interviewer thay intended to vote against a black. The Observer telephone survey of 452 registered voters had a margin of sampling error of plus or minus five percentage points.</w:t>
+        <w:br/>
+        <w:t>The newspaper noted that a poll in June 1984 showed Mr. Hunt with a 5 percentage point lead over Mr. Helms. Merle Black, a professor of politics and government at Emory University in Atlanta, said: ''On paper, Helms always looks beatable. A lot of Democrats have seen these numbers before and they know how hard it is to get to 50 percent plus one.''</w:t>
+        <w:br/>
+        <w:t>Mr. Gantt, whom Democrats estimate needs close to 40 percent of the white vote to win, has an advantage that Mr. Hunt did not. In 1984, the drag of the Democratic national ticket was considered a crucial factor in the defeat of Mr. Hunt, who lost 52 percent to 48 percent, while Walter F. Mondale lost the state 62 percent to 38 percent.</w:t>
+        <w:br/>
+        <w:t>There is an uneasy quiet in North Carolina as Democrats wait for Mr. Helms' next move. Some reporters here have written that the three-term incumbent seems to be keeping an unusually low profile in the state. His chief strategist, Carter Wrenn, declined a request for an interview.</w:t>
+        <w:br/>
+        <w:t xml:space="preserve"> </w:t>
+        <w:br/>
+        <w:t>No Conservative Campaign</w:t>
+        <w:br/>
+        <w:t>He seemed almost serene in his Charlotte headquarters, decorated with upbeat slogans like, ''Don't say can't, say Gantt.'' He brushes aside the conventional wisdom that would have a black Democrat in a statewide race in the South run a carefully conservative campaign. He opposes the death penalty, will not rule out new taxes, is a supporter of abortion rights who recently addressed the National Organization for Women and does not run away from the liberal label.</w:t>
+        <w:br/>
+        <w:t>''If being liberal means I care about education, call me liberal,'' he says. ''If it's moderate, call me moderate.''</w:t>
+        <w:br/>
+        <w:t>He says he is enjoying himself. His loss three years ago, when he was defeated in his effort for a third term as mayor of Charlotte by a margin of 1 percent, only whetted his appetite for politics, he says.</w:t>
+        <w:br/>
+        <w:t>But Mr. Gantt is riding a crusade. Before he left the United Church of Christ convention the other night, he was cheered on by the Rev. Benjamin Chavis Jr., executive director of the Church's commission for racial justice. Mr. Chavis told the convention that Mr. Gantt's battle may be ''an uphill struggle'' but reached to the precedent of David and Goliath.</w:t>
+        <w:br/>
+        <w:t>''One of the things that gave David his buoyancy was the cheerleading of his community,'' said Mr. Chavis. ''And so we say to you tonight, Harvey: Go get him!''</w:t>
         <w:br/>
         <w:br/>
         <w:t>Graphic</w:t>
@@ -81,7 +133,7 @@
         <w:br/>
         <w:t xml:space="preserve"> </w:t>
         <w:br/>
-        <w:t>Photo: The Ship's Mast at North Fifth Street in Williamsburg is closed. (Ruby Washington/The New York Times)</w:t>
+        <w:t>Photos: Harvey Gantt, who is challenging Jesse Helms for the United States Senate, greeting a supporter Saturday night in Asheville, N.C. (Associated Press) (pg. A1); Senator Jesse Helms of North Carolina, sheltering himself from the sun at a rally, is being challenged for his seat by Harvey Gantt. Recent opinion polls show the race is close. (Associated Press) (pg. A12)</w:t>
       </w:r>
     </w:p>
     <w:sectPr>

--- a/example_articles/states/North Carolina/1.states_North Carolina_New_York_Times.docx
+++ b/example_articles/states/North Carolina/1.states_North Carolina_New_York_Times.docx
@@ -7,7 +7,7 @@
         <w:pStyle w:val="Heading1"/>
       </w:pPr>
       <w:r>
-        <w:t>Unseating Helms: Rival Charts His Uphill Climb</w:t>
+        <w:t>Carolina Raid Finds Exploited Deaf Mexicans</w:t>
       </w:r>
     </w:p>
     <w:p>
@@ -17,17 +17,17 @@
     </w:p>
     <w:p>
       <w:r>
-        <w:t>Date: 1990-07-16</w:t>
+        <w:t>Date: 1997-07-26</w:t>
       </w:r>
     </w:p>
     <w:p>
       <w:r>
-        <w:t>Section: Section A; Page 1, Column 2; National Desk</w:t>
+        <w:t>Section: Section 1; ; Section 1; Page 1; Column 1; Metropolitan Desk ; Column 1;</w:t>
       </w:r>
     </w:p>
     <w:p>
       <w:r>
-        <w:t>Source file: NYT/52.DOCX</w:t>
+        <w:t>Source file: NYT/48.DOCX</w:t>
       </w:r>
     </w:p>
     <w:p>
@@ -49,83 +49,57 @@
     </w:p>
     <w:p>
       <w:r>
-        <w:t>Harvey Gantt is telling the Harvey Gantt story, spinning it into a rich tapestry of the American Dream.</w:t>
+        <w:t>Federal agents raided two houses in this small, blue-collar city today and found more than a dozen illegal Mexican immigrants, most of them deaf, who the agents believe were "held in bondage" by bosses who exploited their deafness for profit.</w:t>
         <w:br/>
-        <w:t>It begins with his parents, striving in a segregated South, always believing in the promise of America. It ends with their son, the first black student at Clemson University, the first black Mayor of Charlotte, now center stage in an an epic political battle: a race against Jesse Helms for the United States Senate.</w:t>
+        <w:t>Describing what people here had thought of as a distant, big-city problem, Federal agents said the immigrants were lured with a promise of a better life, then coerced by "bosses" into peddling trinkets at shopping centers and mills for just scraps of the profits.</w:t>
         <w:br/>
-        <w:t>Mr. Gantt is preaching to the choir on this night in Greensboro, to a warmly supportive convention of black members of the United Church of Christ. But his message is one he has taken throughout this state and beyond: Mr. Helms can be beaten, North Carolina is ready to move beyond him, and Mr. Gantt, this proud product of the New South, is the man who can do it.</w:t>
+        <w:t>Officials with the Immigration and Naturalization Service said they had raided the houses after receiving information from the Mexican Government. The agents said they believed the deaf Mexicans had been smuggled into the United States, then held as virtual captives by threats from the two people who ran the houses.</w:t>
         <w:br/>
-        <w:t>''We want people to get excited about this election,'' Mr. Gantt said. ''We want them to be driven crazy by the notion that they can make a difference. We want a crusade.'' Close Race With Incumbent Almost no other Senate race against an incumbent is as close in the public opinion polls the battle between Mr. Helms and Mr. Gantt. But the Helms mystique of invincibility is powerful in North Carolina; many Democrats have yet to recover from the 1984 Helms race, when former Gov. Jim Hunt, who seemed so formidable a challenger, went down to bitter defeat.</w:t>
+        <w:t>The United States Attorney in Greensboro, N.C., said prosecutors were exploring whether the operation in Sanford was linked to the people charged last week in New York City with holding dozens of deaf Mexican peddlers in virtual slavery. A law enforcement official in New York said investigators believed there was a connection, but the official would not elaborate on what the link was or whether any of the New York suspects had a hand in the North Carolina operation.</w:t>
         <w:br/>
-        <w:t>As a result, many Democrats look on the current polls as promising, but see a difficult, point-by-point struggle ahead. Mr. Gantt is trying to make people believe that this time the Democrats can prevail.</w:t>
+        <w:t>Investigators in North Carolina were still conducting interviews tonight, and no one had been charged yet.</w:t>
         <w:br/>
-        <w:t>So begins another struggle for the soul of North Carolina, rich with characters and plot lines and passions that transcend the bounds of most campaigns. ''Elections with Jesse Helms always have a larger-than-life quality to them,'' said a Democratic strategist, and no novelist could have chosen a more intriguing rival than Mr. Gantt, a 47-year-old architect whose career has been a symbol of change in the modern South.</w:t>
+        <w:t>Meanwhile, Federal prosecutors in New York arrested another man today in connection with the smuggling ring in Queens. The prosecutors charged the man, Frank Coenen, a deaf 35-year-old son of a retired New York City police detective, with conspiracy, saying that he had helped bring the illegal immigrants to New York and had aided the trinket selling. Mr. Coenen is the former husband of Adriana Paoletti Lemus, a 29-year-old Mexican woman whose family, prosecutors say, organized the New York operation.</w:t>
         <w:br/>
-        <w:t>This will indeed be a crusade, many North Carolinians say, and not just between Democrats and Republicans. It has a national audience, swelled by artists outraged over Mr. Helms' campaign against the National Endowment for the Arts, by lesbians and gay men outraged over his repeated attacks on their causes, and by an army of conservatives cheering Mr. Helms on.</w:t>
+        <w:t>Investigators in New York said they were pursuing leads to determine whether similar operations, directly or loosely tied to the people arrested in Queens, were being run in other cities in addition to Sanford.</w:t>
         <w:br/>
-        <w:t xml:space="preserve"> </w:t>
+        <w:t>In Chicago, I.N.S. officials were interviewing seven deaf Mexican peddlers today in a neighborhood in the north part of the city. Curtis Aljets, acting district director of the I.N.S. in Chicago, said that there was a "connection" between the people in Chicago and those New York, and that his office was providing information to prosecutors in New York.</w:t>
         <w:br/>
-        <w:t>Battling for the Middle</w:t>
+        <w:t>But he said that the peddlers in Chicago did not appear to be subject to the sort of coercion that prosecutors have described in the New York case.</w:t>
         <w:br/>
-        <w:t>Mr. Gantt's challenge begins with a simple equation. Democrats and Republicans alike say that 40 percent to 45 percent of North Carolina's voters are adamantly opposed to Mr. Helms, with about the same fervently behind him. The battle is for the white working-class and middle-class voters in the middle.</w:t>
+        <w:t>In North Carolina, agents raided the two brick houses shortly after sunrise in a working-class section of Sanford, about 40 miles southwest of Raleigh. In all, 17 people -- 9 men, 5 women, 2 children and an infant -- were taken to immigration offices in Charlotte, N.C, and then to a local hotel. Thomas Fischer, a senior I.N.S. agent who conducted the raids, identified Marcos Moises and his wife, Guadalupe, as the "bosses" who oversaw the peddlers.</w:t>
         <w:br/>
-        <w:t>As a result, Democrats want to cast the race as a simple choice: an arch-conservative who is consumed with fringe causes and out of touch with the needs of the state versus a progressive workhorse devoted to education, health care, the bread-and-butter concerns of working families.</w:t>
+        <w:t>"They were not threatened with weapons, but were manipulated with threats and other coercion," said Mr. Fischer, who said investigators believed other houses in Sanford could be raided in the coming days. "These people were exploited. They were held in bondage."</w:t>
         <w:br/>
-        <w:t>''That's where my message is: working families need a better break,'' Mr. Gantt said.</w:t>
+        <w:t>Patricia Arce Barcenas, a mother in Mexico City, said today that she believed her son, Mauricio Portillo Arce, was among those discovered in Sanford. She said that her 16-year-old deaf son had disappeared last March after leaving for his job at a ceramics factory, and that a month later she had been telephoned by a woman in North Carolina who told her the boy was "fine" and selling key rings. The caller identified herself as Teresa Norato Palencia and said that she was calling on behalf of her deaf mother, Guadalupe Moises, according to Ms. Arce.</w:t>
         <w:br/>
-        <w:t>Republicans want a very different race, casting it as a struggle between a tax-and-spend liberal and a principled conservative who is a trusted incumbent committed to cutting Government spending and protecting basic values.</w:t>
+        <w:t>Last June, Ms. Arce said in an interview, she received a packet of correspondence -- two letters, one in her son's hand, another in a stranger's, $50 and a photograph of her son by a road sign saying, "Welcome to Virginia."</w:t>
         <w:br/>
-        <w:t xml:space="preserve"> </w:t>
+        <w:t>Mexican officials said today that a 26-year-old woman, whom they identified as Gloria Hipolito Hernandez, had come into the Mexican consulate in Detroit on Tuesday and told officials of the situation in Sanford.</w:t>
         <w:br/>
-        <w:t>'Centerpiece Social Issue'</w:t>
+        <w:t>In Mexico today, the woman's sister, Gabriela Hipolito Hernandez, said Gloria Hipolito Hernandez had left home last March with Guadalupe Moises. She said her sister, who was deaf and could barely write or communicate through sign language, had been lured by the idea of making money selling trinkets in the United States.</w:t>
         <w:br/>
-        <w:t>The issue of arts financing will probably be the ''centerpiece social issue'' of the campaign, said Charles Black, an adviser to the Helms organization.</w:t>
+        <w:t>Gloria Hipolito Hernandez's family said Ms. Moises had talked convincingly of how she would work, make money, split the proceeds and see another part of the world. "It was irresistible," said Pedro Hernandez, her brother. But the family members said that they had not heard from her since then -- no letter, no telephone call, no money.</w:t>
         <w:br/>
-        <w:t>For all the furor outside North Carolina, Republicans say that most voters here will side with Mr. Helms in his campaign against the National Endowment for the Arts for supporting works that Mr. Helms considers obscene. Some Democrats agree that the arts issue is problematic for their cause.</w:t>
+        <w:t>They said they believe she might have been in Detroit visiting an aunt when she went to the consulate on Tuesday.</w:t>
         <w:br/>
-        <w:t>''It's not boobism,'' said Gary Pearce, who ran Mr. Hunt's 1984 campaign. ''When people see all the needs in this country, the S.&amp; L.'s, the deficit, all the problems, and you say, 'Do you want $2 million of your tax dollars to go for this?' people say, 'That's ridiculous.' ''</w:t>
+        <w:t>Federal agents in North Carolina said that the workers appeared to have been ordered out to surrounding malls and other nearby cities, such as Greensboro and Raleigh, to sell the trinkets, many of them attached to small American flags. They received only $5 a day, the agents said.</w:t>
         <w:br/>
-        <w:t>The disgust was palpable on a local talk radio show this week, when a caller railed against an artist ''who covers her nude body with chocolate.'' The caller concluded, ''I'm all for Jesse Helms.'' The caller was referring to Karen Finley, an artist who was recently denied an endowment grant.</w:t>
+        <w:t>The deaf Mexicans did not appear to have been physically abused, the officials said, but they believed they had no choice but to work and turn over the proceeds.</w:t>
         <w:br/>
-        <w:t>Mr. Gantt defends the endowment and opposes the restrictions on it pushed by Mr. Helms, although he adds he would''protect minors from these types of things.'' But he argues that the campaign should be about issues more important to North Carolinians.</w:t>
+        <w:t>Sanford, the seat of Lee County, is a city of roughly 20,000 people. The county's Hispanic population has grown over the last decade, with as many as 7,000 Mexicans among the roughly 50,000 residents. Indeed, the two top employers in Sanford, Golden Poultry, a chicken processing plant, and Tyson Foods, which makes taco shells and chips, are dominated by Mexican workers. Many other immigrants, legal and not, pick tobacco and vegetables.</w:t>
         <w:br/>
-        <w:t xml:space="preserve"> </w:t>
+        <w:t>The presence of Mexicans on Woodland Avenue, then, was not in itself surprising. Neighbors said the deaf Mexicans had lived in the two-bedroom and three-bedroom houses for about two years. They said that four vans were used to transport the workers throughout the day, and that United Parcel Service trucks made regular dropoffs of the boxes of trinkets.</w:t>
         <w:br/>
-        <w:t>'Hot Button Issues'</w:t>
+        <w:t>"People were coming and going seven days a week, all hours of the day and night," said Kevin Buie, a 22-year-old man who lived next door.</w:t>
         <w:br/>
-        <w:t>''I expect a lot of his issues will be what we call the hot button issues,'' Mr. Gantt said. ''We'll be saying, No, the thing we really ought to be concerned about in America is where we're going to be as a nation as we compete in this new kind of world.''</w:t>
+        <w:t>Aleqandro Arroyo, who runs the Mexican restaurant La Cabana, said the deaf peddlers would occasionally eat there, but "we never knew" that the people were being used in the way that Federal agents described.  If it is true, he said, it is heartbreaking. Like the other laborers in the city's Hispanic community, "they travel here looking for nice lives," he said. "Then they are forced to work for so little."</w:t>
         <w:br/>
-        <w:t>But some Democrats are wary, saying Mr. Helms is a genius at defining himself by defining his enemies. ''If you let Helms frame the race as whether you're for decent, God-fearing people, or are you for gays, radical feminists and arts people, then Helms will win,'' Mr. Pearce said.</w:t>
+        <w:t>It seemed more like something he would see on his satellite dish -- it gets channels from all over the country and Mexico -- from a big city like New York.</w:t>
         <w:br/>
-        <w:t>This poses a strategic challenge for Mr. Gantt, who needs the financial backing of groups who want to defeat Mr. Helms, but could pay a political price for their support. One fund-raising letter for the Helms organzation has already declared that Mr. Gantt is ''backed by the powerful homosexual political lobby.''</w:t>
+        <w:t>And some residents said they wished that the scheme described by the Federal agents had remained a big-city thing.</w:t>
         <w:br/>
-        <w:t>Mr. Gantt shrugs it off. ''To the extent that those people are interested in defending themselves against the kinds of issues that Mr. Helms has been beating them up on, and want to contribute to our campaign, that's fine,'' he said. His supporters note that Mr. Helms draws heavily on campaign money from out of state.</w:t>
-        <w:br/>
-        <w:t xml:space="preserve"> </w:t>
-        <w:br/>
-        <w:t>Gantt Leads in Poll</w:t>
-        <w:br/>
-        <w:t>An opinion poll for The Charlotte Observer, conducted from June 6 to June 11, right after Mr. Gantt won the Democratic nomination in a primary runoff, showed Mr. Gantt with the support of 44 percent, Mr. Helms with 40 percent and 16 percent undecided. It showed Mr. Helms backed by 50 percent of the whites, as against 35 percent for Mr. Gantt. But many pre-election surveys in other states have found whites reluctant to tell an unknown interviewer thay intended to vote against a black. The Observer telephone survey of 452 registered voters had a margin of sampling error of plus or minus five percentage points.</w:t>
-        <w:br/>
-        <w:t>The newspaper noted that a poll in June 1984 showed Mr. Hunt with a 5 percentage point lead over Mr. Helms. Merle Black, a professor of politics and government at Emory University in Atlanta, said: ''On paper, Helms always looks beatable. A lot of Democrats have seen these numbers before and they know how hard it is to get to 50 percent plus one.''</w:t>
-        <w:br/>
-        <w:t>Mr. Gantt, whom Democrats estimate needs close to 40 percent of the white vote to win, has an advantage that Mr. Hunt did not. In 1984, the drag of the Democratic national ticket was considered a crucial factor in the defeat of Mr. Hunt, who lost 52 percent to 48 percent, while Walter F. Mondale lost the state 62 percent to 38 percent.</w:t>
-        <w:br/>
-        <w:t>There is an uneasy quiet in North Carolina as Democrats wait for Mr. Helms' next move. Some reporters here have written that the three-term incumbent seems to be keeping an unusually low profile in the state. His chief strategist, Carter Wrenn, declined a request for an interview.</w:t>
-        <w:br/>
-        <w:t xml:space="preserve"> </w:t>
-        <w:br/>
-        <w:t>No Conservative Campaign</w:t>
-        <w:br/>
-        <w:t>He seemed almost serene in his Charlotte headquarters, decorated with upbeat slogans like, ''Don't say can't, say Gantt.'' He brushes aside the conventional wisdom that would have a black Democrat in a statewide race in the South run a carefully conservative campaign. He opposes the death penalty, will not rule out new taxes, is a supporter of abortion rights who recently addressed the National Organization for Women and does not run away from the liberal label.</w:t>
-        <w:br/>
-        <w:t>''If being liberal means I care about education, call me liberal,'' he says. ''If it's moderate, call me moderate.''</w:t>
-        <w:br/>
-        <w:t>He says he is enjoying himself. His loss three years ago, when he was defeated in his effort for a third term as mayor of Charlotte by a margin of 1 percent, only whetted his appetite for politics, he says.</w:t>
-        <w:br/>
-        <w:t>But Mr. Gantt is riding a crusade. Before he left the United Church of Christ convention the other night, he was cheered on by the Rev. Benjamin Chavis Jr., executive director of the Church's commission for racial justice. Mr. Chavis told the convention that Mr. Gantt's battle may be ''an uphill struggle'' but reached to the precedent of David and Goliath.</w:t>
-        <w:br/>
-        <w:t>''One of the things that gave David his buoyancy was the cheerleading of his community,'' said Mr. Chavis. ''And so we say to you tonight, Harvey: Go get him!''</w:t>
+        <w:t>People, held in bondage, exploited for their labor, is part of this region's distant past. "It struck me very badly," said Angela Madison, a hairdresser in Sanford.</w:t>
         <w:br/>
         <w:br/>
         <w:t>Graphic</w:t>
@@ -133,7 +107,11 @@
         <w:br/>
         <w:t xml:space="preserve"> </w:t>
         <w:br/>
-        <w:t>Photos: Harvey Gantt, who is challenging Jesse Helms for the United States Senate, greeting a supporter Saturday night in Asheville, N.C. (Associated Press) (pg. A1); Senator Jesse Helms of North Carolina, sheltering himself from the sun at a rally, is being challenged for his seat by Harvey Gantt. Recent opinion polls show the race is close. (Associated Press) (pg. A12)</w:t>
+        <w:t>Photo: Two houses in Sanford, N.C., where more than a dozen illegal Mexican immigrants, most of them deaf, were "held in bondage," officials said. (Jenny Warburg for The New York Times)(pg. 24)</w:t>
+        <w:br/>
+        <w:t xml:space="preserve"> </w:t>
+        <w:br/>
+        <w:t>Map of North Carolina showing location of Sanford: Sanford, N.C., the seat of Lee County, is home to 20,000 people. (pg. 24)</w:t>
       </w:r>
     </w:p>
     <w:sectPr>

--- a/example_articles/states/North Carolina/1.states_North Carolina_New_York_Times.docx
+++ b/example_articles/states/North Carolina/1.states_North Carolina_New_York_Times.docx
@@ -7,7 +7,7 @@
         <w:pStyle w:val="Heading1"/>
       </w:pPr>
       <w:r>
-        <w:t>Carolina Raid Finds Exploited Deaf Mexicans</w:t>
+        <w:t>North Carolina Ends Fight Over Voting Rules</w:t>
       </w:r>
     </w:p>
     <w:p>
@@ -17,17 +17,17 @@
     </w:p>
     <w:p>
       <w:r>
-        <w:t>Date: 1997-07-26</w:t>
+        <w:t>Date: 2016-09-10</w:t>
       </w:r>
     </w:p>
     <w:p>
       <w:r>
-        <w:t>Section: Section 1; ; Section 1; Page 1; Column 1; Metropolitan Desk ; Column 1;</w:t>
+        <w:t>Section: Section A; Column 0; National Desk; Pg. 9</w:t>
       </w:r>
     </w:p>
     <w:p>
       <w:r>
-        <w:t>Source file: NYT/48.DOCX</w:t>
+        <w:t>Source file: NYT/22.DOCX</w:t>
       </w:r>
     </w:p>
     <w:p>
@@ -49,57 +49,42 @@
     </w:p>
     <w:p>
       <w:r>
-        <w:t>Federal agents raided two houses in this small, blue-collar city today and found more than a dozen illegal Mexican immigrants, most of them deaf, who the agents believe were "held in bondage" by bosses who exploited their deafness for profit.</w:t>
+        <w:t>North Carolina's state elections board settled a deeply partisan battle over this fall's election rules on Thursday, largely rejecting a Republican-led effort to write local voting guidelines that would limit Democratic turnout in a political battleground state.</w:t>
         <w:br/>
-        <w:t>Describing what people here had thought of as a distant, big-city problem, Federal agents said the immigrants were lured with a promise of a better life, then coerced by "bosses" into peddling trinkets at shopping centers and mills for just scraps of the profits.</w:t>
+        <w:t xml:space="preserve">The board's decisions could influence the course of voting in a state where races for governor and United States senator are close, and where the two major presidential candidates are said to be dead even. </w:t>
         <w:br/>
-        <w:t>Officials with the Immigration and Naturalization Service said they had raided the houses after receiving information from the Mexican Government. The agents said they believed the deaf Mexicans had been smuggled into the United States, then held as virtual captives by threats from the two people who ran the houses.</w:t>
+        <w:t xml:space="preserve">  After meeting for more than 11 hours, the Republican-controlled board imposed new election plans that expanded voting hours or added polling places -- or sometimes both -- in 33 of the state's 100 counties. In the vast bulk of the counties, the sole Democratic member on the three-person election board was contesting voting rules that the Republican majority had approved.</w:t>
         <w:br/>
-        <w:t>The United States Attorney in Greensboro, N.C., said prosecutors were exploring whether the operation in Sanford was linked to the people charged last week in New York City with holding dozens of deaf Mexican peddlers in virtual slavery. A law enforcement official in New York said investigators believed there was a connection, but the official would not elaborate on what the link was or whether any of the New York suspects had a hand in the North Carolina operation.</w:t>
+        <w:t xml:space="preserve">  The expansion of sites and hours was not uniform. In seven counties, the board approved on party-line votes more restrictive voting plans that local Republicans had devised over Democratic objections.</w:t>
         <w:br/>
-        <w:t>Investigators in North Carolina were still conducting interviews tonight, and no one had been charged yet.</w:t>
+        <w:t xml:space="preserve">  The state board's actions were among a spate of decisions this week affecting voters in the general election. In Washington, a federal appeals court overruled a lower court on Friday, blocking Kansas, Georgia and Alabama from demanding proof of citizenship from residents registering to vote in federal elections. The ruling lifts the citizenship requirement until the ongoing lawsuit over it is decided.</w:t>
         <w:br/>
-        <w:t>Meanwhile, Federal prosecutors in New York arrested another man today in connection with the smuggling ring in Queens. The prosecutors charged the man, Frank Coenen, a deaf 35-year-old son of a retired New York City police detective, with conspiracy, saying that he had helped bring the illegal immigrants to New York and had aided the trinket selling. Mr. Coenen is the former husband of Adriana Paoletti Lemus, a 29-year-old Mexican woman whose family, prosecutors say, organized the New York operation.</w:t>
+        <w:t xml:space="preserve">  Also on Friday, a host of Democratic organizations said they had secured an agreement from Maricopa County, Ariz., to change policies that caused hourslong waits to cast ballots at metropolitan Phoenix polling places during March's presidential primary. The groups, including Hillary Clinton's presidential campaign, had claimed in a lawsuit in April that county election practices disenfranchised voters, especially minorities.</w:t>
         <w:br/>
-        <w:t>Investigators in New York said they were pursuing leads to determine whether similar operations, directly or loosely tied to the people arrested in Queens, were being run in other cities in addition to Sanford.</w:t>
+        <w:t xml:space="preserve">  In North Carolina, voting-rights advocates generally praised the state election board's work, although some said the expanded voting plans still fell short of what was needed.</w:t>
         <w:br/>
-        <w:t>In Chicago, I.N.S. officials were interviewing seven deaf Mexican peddlers today in a neighborhood in the north part of the city. Curtis Aljets, acting district director of the I.N.S. in Chicago, said that there was a "connection" between the people in Chicago and those New York, and that his office was providing information to prosecutors in New York.</w:t>
+        <w:t xml:space="preserve">  ''Over all, it was pretty good,'' said Bob Hall, the executive director of the advocacy group Democracy North Carolina. But he noted that it would take much longer for voters to complete their ballots this fall because the state has abolished straight-ticket voting -- one aspect the United States Court of Appeals for the Fourth Circuit did not rule on in July when it struck down much of North Carolina's 2013 election law.</w:t>
         <w:br/>
-        <w:t>But he said that the peddlers in Chicago did not appear to be subject to the sort of coercion that prosecutors have described in the New York case.</w:t>
+        <w:t xml:space="preserve">  By law, the state board writes new election rules whenever a county board's members cannot agree. North Carolina's 67 other county boards unanimously approved their election guidelines.</w:t>
         <w:br/>
-        <w:t>In North Carolina, agents raided the two brick houses shortly after sunrise in a working-class section of Sanford, about 40 miles southwest of Raleigh. In all, 17 people -- 9 men, 5 women, 2 children and an infant -- were taken to immigration offices in Charlotte, N.C, and then to a local hotel. Thomas Fischer, a senior I.N.S. agent who conducted the raids, identified Marcos Moises and his wife, Guadalupe, as the "bosses" who oversaw the peddlers.</w:t>
+        <w:t xml:space="preserve">  Thursday's election decisions appeared to end a partisan struggle to shape the election that began in early August, days after the appeals court ruling.</w:t>
         <w:br/>
-        <w:t>"They were not threatened with weapons, but were manipulated with threats and other coercion," said Mr. Fischer, who said investigators believed other houses in Sanford could be raided in the coming days. "These people were exploited. They were held in bondage."</w:t>
+        <w:t xml:space="preserve">  A three-judge panel said the law, which imposed a photo ID requirement and curbed early-voting hours, had targeted mostly Democratic African-American voters ''with almost surgical precision.'' Among other changes, the ruling ordered election boards to restore seven days the law had cut from the state's 17-day early-voting period, which was popular with black voters.</w:t>
         <w:br/>
-        <w:t>Patricia Arce Barcenas, a mother in Mexico City, said today that she believed her son, Mauricio Portillo Arce, was among those discovered in Sanford. She said that her 16-year-old deaf son had disappeared last March after leaving for his job at a ceramics factory, and that a month later she had been telephoned by a woman in North Carolina who told her the boy was "fine" and selling key rings. The caller identified herself as Teresa Norato Palencia and said that she was calling on behalf of her deaf mother, Guadalupe Moises, according to Ms. Arce.</w:t>
+        <w:t xml:space="preserve">  As local election boards began rewriting their election plans to carry out the appeals court ruling, Republican leaders privately urged them in emails to limit voting hours and polling places in areas of heavy Democratic turnout.</w:t>
         <w:br/>
-        <w:t>Last June, Ms. Arce said in an interview, she received a packet of correspondence -- two letters, one in her son's hand, another in a stranger's, $50 and a photograph of her son by a road sign saying, "Welcome to Virginia."</w:t>
+        <w:t xml:space="preserve">  ''We will never discourage anyone from voting,'' read one email from Garry Terry, a Republican congressional district chairman. But ''left unchecked,'' he added, Democrats ''would have early-voting sites at every large gathering place for Democrats.''</w:t>
         <w:br/>
-        <w:t>Mexican officials said today that a 26-year-old woman, whom they identified as Gloria Hipolito Hernandez, had come into the Mexican consulate in Detroit on Tuesday and told officials of the situation in Sanford.</w:t>
+        <w:t xml:space="preserve">  Mr. Terry's email, uncovered this month by The Raleigh News &amp; Observer, suggested that election boards limit the extra week of early voting to a single polling place that would be open only during business hours, when working-class Democrats would find it difficult to break away from their jobs.</w:t>
         <w:br/>
-        <w:t>In Mexico today, the woman's sister, Gabriela Hipolito Hernandez, said Gloria Hipolito Hernandez had left home last March with Guadalupe Moises. She said her sister, who was deaf and could barely write or communicate through sign language, had been lured by the idea of making money selling trinkets in the United States.</w:t>
+        <w:t xml:space="preserve">  Among plans that did precisely that, and which the state elections board rejected, were ones in North Carolina's second-most populous county -- Wake County, which includes the capital, Raleigh -- and in rural Lenoir County, which is heavily Democratic and has a large African-American population. Critics had called the Republican plan there one of the most restrictive of the 33.</w:t>
         <w:br/>
-        <w:t>Gloria Hipolito Hernandez's family said Ms. Moises had talked convincingly of how she would work, make money, split the proceeds and see another part of the world. "It was irresistible," said Pedro Hernandez, her brother. But the family members said that they had not heard from her since then -- no letter, no telephone call, no money.</w:t>
+        <w:t xml:space="preserve">  The board also restored Sunday early-voting hours in a number of counties where boards' Republican majorities had removed them, or a Republican board member had protested their inclusion. In many states that allow early voting, churches regularly ferry busloads of African-American voters to the polls after Sunday services.</w:t>
         <w:br/>
-        <w:t>They said they believe she might have been in Detroit visiting an aunt when she went to the consulate on Tuesday.</w:t>
+        <w:t xml:space="preserve">  Twenty-two counties will have at least a half day of Sunday voting, one more than during the 2012 presidential election.</w:t>
         <w:br/>
-        <w:t>Federal agents in North Carolina said that the workers appeared to have been ordered out to surrounding malls and other nearby cities, such as Greensboro and Raleigh, to sell the trinkets, many of them attached to small American flags. They received only $5 a day, the agents said.</w:t>
         <w:br/>
-        <w:t>The deaf Mexicans did not appear to have been physically abused, the officials said, but they believed they had no choice but to work and turn over the proceeds.</w:t>
-        <w:br/>
-        <w:t>Sanford, the seat of Lee County, is a city of roughly 20,000 people. The county's Hispanic population has grown over the last decade, with as many as 7,000 Mexicans among the roughly 50,000 residents. Indeed, the two top employers in Sanford, Golden Poultry, a chicken processing plant, and Tyson Foods, which makes taco shells and chips, are dominated by Mexican workers. Many other immigrants, legal and not, pick tobacco and vegetables.</w:t>
-        <w:br/>
-        <w:t>The presence of Mexicans on Woodland Avenue, then, was not in itself surprising. Neighbors said the deaf Mexicans had lived in the two-bedroom and three-bedroom houses for about two years. They said that four vans were used to transport the workers throughout the day, and that United Parcel Service trucks made regular dropoffs of the boxes of trinkets.</w:t>
-        <w:br/>
-        <w:t>"People were coming and going seven days a week, all hours of the day and night," said Kevin Buie, a 22-year-old man who lived next door.</w:t>
-        <w:br/>
-        <w:t>Aleqandro Arroyo, who runs the Mexican restaurant La Cabana, said the deaf peddlers would occasionally eat there, but "we never knew" that the people were being used in the way that Federal agents described.  If it is true, he said, it is heartbreaking. Like the other laborers in the city's Hispanic community, "they travel here looking for nice lives," he said. "Then they are forced to work for so little."</w:t>
-        <w:br/>
-        <w:t>It seemed more like something he would see on his satellite dish -- it gets channels from all over the country and Mexico -- from a big city like New York.</w:t>
-        <w:br/>
-        <w:t>And some residents said they wished that the scheme described by the Federal agents had remained a big-city thing.</w:t>
-        <w:br/>
-        <w:t>People, held in bondage, exploited for their labor, is part of this region's distant past. "It struck me very badly," said Angela Madison, a hairdresser in Sanford.</w:t>
+        <w:t>http://www.nytimes.com/2016/09/10/us/north-carolina-elections-voting-guidelines.html</w:t>
         <w:br/>
         <w:br/>
         <w:t>Graphic</w:t>
@@ -107,11 +92,7 @@
         <w:br/>
         <w:t xml:space="preserve"> </w:t>
         <w:br/>
-        <w:t>Photo: Two houses in Sanford, N.C., where more than a dozen illegal Mexican immigrants, most of them deaf, were "held in bondage," officials said. (Jenny Warburg for The New York Times)(pg. 24)</w:t>
-        <w:br/>
-        <w:t xml:space="preserve"> </w:t>
-        <w:br/>
-        <w:t>Map of North Carolina showing location of Sanford: Sanford, N.C., the seat of Lee County, is home to 20,000 people. (pg. 24)</w:t>
+        <w:t>PHOTO: North Carolina's state elections board expanded voting hours, or increased the number of polling places, in 33 of the state's 100 counties. (PHOTOGRAPH BY GEORGE ETHEREDGE FOR THE NEW YORK TIMES)</w:t>
       </w:r>
     </w:p>
     <w:sectPr>
